--- a/masters/housing-lease-contract/housing-lease-contract.docx
+++ b/masters/housing-lease-contract/housing-lease-contract.docx
@@ -4,7 +4,7 @@
   <w:body>
     <w:p>
       <w:pPr>
-        <w:spacing w:after="34" w:before="0" w:line="312" w:lineRule="auto"/>
+        <w:spacing w:after="40" w:before="0" w:line="312" w:lineRule="auto"/>
         <w:jc w:val="center"/>
       </w:pPr>
       <w:r>
@@ -19,7 +19,7 @@
     </w:p>
     <w:p>
       <w:pPr>
-        <w:spacing w:after="85" w:before="0" w:line="312" w:lineRule="auto"/>
+        <w:spacing w:after="100" w:before="0" w:line="312" w:lineRule="auto"/>
         <w:jc w:val="left"/>
         <w:pBdr>
           <w:bottom w:val="single" w:sz="14" w:space="2" w:color="24384F"/>
@@ -35,7 +35,7 @@
     </w:p>
     <w:p>
       <w:pPr>
-        <w:spacing w:after="68" w:before="0" w:line="312" w:lineRule="auto"/>
+        <w:spacing w:after="80" w:before="0" w:line="312" w:lineRule="auto"/>
         <w:jc w:val="center"/>
       </w:pPr>
       <w:r>
@@ -49,7 +49,7 @@
     </w:p>
     <w:p>
       <w:pPr>
-        <w:spacing w:after="34" w:before="68" w:line="312" w:lineRule="auto"/>
+        <w:spacing w:after="40" w:before="80" w:line="312" w:lineRule="auto"/>
         <w:jc w:val="left"/>
         <w:pBdr>
           <w:bottom w:val="single" w:sz="6" w:space="2" w:color="C9D2DD"/>
@@ -92,7 +92,7 @@
       </w:tblGrid>
       <w:tr>
         <w:trPr>
-          <w:trHeight w:val="385" w:hRule="atLeast"/>
+          <w:trHeight w:val="453" w:hRule="atLeast"/>
         </w:trPr>
         <w:tc>
           <w:tcPr>
@@ -153,7 +153,7 @@
       </w:tr>
       <w:tr>
         <w:trPr>
-          <w:trHeight w:val="385" w:hRule="atLeast"/>
+          <w:trHeight w:val="453" w:hRule="atLeast"/>
         </w:trPr>
         <w:tc>
           <w:tcPr>
@@ -320,7 +320,7 @@
       </w:tr>
       <w:tr>
         <w:trPr>
-          <w:trHeight w:val="385" w:hRule="atLeast"/>
+          <w:trHeight w:val="453" w:hRule="atLeast"/>
         </w:trPr>
         <w:tc>
           <w:tcPr>
@@ -487,7 +487,7 @@
       </w:tr>
       <w:tr>
         <w:trPr>
-          <w:trHeight w:val="385" w:hRule="atLeast"/>
+          <w:trHeight w:val="453" w:hRule="atLeast"/>
         </w:trPr>
         <w:tc>
           <w:tcPr>
@@ -605,7 +605,7 @@
     </w:tbl>
     <w:p>
       <w:pPr>
-        <w:spacing w:after="34" w:before="0" w:line="312" w:lineRule="auto"/>
+        <w:spacing w:after="40" w:before="0" w:line="312" w:lineRule="auto"/>
         <w:jc w:val="left"/>
       </w:pPr>
       <w:r>
@@ -618,7 +618,7 @@
     </w:p>
     <w:p>
       <w:pPr>
-        <w:spacing w:after="34" w:before="68" w:line="312" w:lineRule="auto"/>
+        <w:spacing w:after="40" w:before="80" w:line="312" w:lineRule="auto"/>
         <w:jc w:val="left"/>
         <w:pBdr>
           <w:bottom w:val="single" w:sz="6" w:space="2" w:color="C9D2DD"/>
@@ -660,7 +660,7 @@
       </w:tblGrid>
       <w:tr>
         <w:trPr>
-          <w:trHeight w:val="385" w:hRule="atLeast"/>
+          <w:trHeight w:val="453" w:hRule="atLeast"/>
         </w:trPr>
         <w:tc>
           <w:tcPr>
@@ -722,7 +722,7 @@
       </w:tr>
       <w:tr>
         <w:trPr>
-          <w:trHeight w:val="385" w:hRule="atLeast"/>
+          <w:trHeight w:val="453" w:hRule="atLeast"/>
         </w:trPr>
         <w:tc>
           <w:tcPr>
@@ -865,7 +865,7 @@
       </w:tr>
       <w:tr>
         <w:trPr>
-          <w:trHeight w:val="385" w:hRule="atLeast"/>
+          <w:trHeight w:val="453" w:hRule="atLeast"/>
         </w:trPr>
         <w:tc>
           <w:tcPr>
@@ -1008,7 +1008,7 @@
       </w:tr>
       <w:tr>
         <w:trPr>
-          <w:trHeight w:val="385" w:hRule="atLeast"/>
+          <w:trHeight w:val="453" w:hRule="atLeast"/>
         </w:trPr>
         <w:tc>
           <w:tcPr>
@@ -1151,7 +1151,7 @@
       </w:tr>
       <w:tr>
         <w:trPr>
-          <w:trHeight w:val="385" w:hRule="atLeast"/>
+          <w:trHeight w:val="453" w:hRule="atLeast"/>
         </w:trPr>
         <w:tc>
           <w:tcPr>
@@ -1295,7 +1295,7 @@
       </w:tr>
       <w:tr>
         <w:trPr>
-          <w:trHeight w:val="385" w:hRule="atLeast"/>
+          <w:trHeight w:val="453" w:hRule="atLeast"/>
         </w:trPr>
         <w:tc>
           <w:tcPr>
@@ -1357,7 +1357,7 @@
       </w:tr>
       <w:tr>
         <w:trPr>
-          <w:trHeight w:val="385" w:hRule="atLeast"/>
+          <w:trHeight w:val="453" w:hRule="atLeast"/>
         </w:trPr>
         <w:tc>
           <w:tcPr>
@@ -1499,7 +1499,7 @@
     </w:tbl>
     <w:p>
       <w:pPr>
-        <w:spacing w:after="34" w:before="0" w:line="312" w:lineRule="auto"/>
+        <w:spacing w:after="40" w:before="0" w:line="312" w:lineRule="auto"/>
         <w:jc w:val="left"/>
       </w:pPr>
       <w:r>
@@ -1512,7 +1512,7 @@
     </w:p>
     <w:p>
       <w:pPr>
-        <w:spacing w:after="34" w:before="85" w:line="312" w:lineRule="auto"/>
+        <w:spacing w:after="40" w:before="100" w:line="312" w:lineRule="auto"/>
         <w:jc w:val="left"/>
       </w:pPr>
       <w:r>
@@ -1526,7 +1526,7 @@
     </w:p>
     <w:p>
       <w:pPr>
-        <w:spacing w:after="34" w:before="0" w:line="312" w:lineRule="auto"/>
+        <w:spacing w:after="40" w:before="0" w:line="312" w:lineRule="auto"/>
         <w:ind w:left="170"/>
         <w:jc w:val="both"/>
       </w:pPr>
@@ -1541,7 +1541,7 @@
     </w:p>
     <w:p>
       <w:pPr>
-        <w:spacing w:after="34" w:before="85" w:line="312" w:lineRule="auto"/>
+        <w:spacing w:after="40" w:before="100" w:line="312" w:lineRule="auto"/>
         <w:jc w:val="left"/>
       </w:pPr>
       <w:r>
@@ -1555,7 +1555,7 @@
     </w:p>
     <w:p>
       <w:pPr>
-        <w:spacing w:after="34" w:before="0" w:line="312" w:lineRule="auto"/>
+        <w:spacing w:after="40" w:before="0" w:line="312" w:lineRule="auto"/>
         <w:ind w:left="170"/>
         <w:jc w:val="both"/>
       </w:pPr>
@@ -1570,7 +1570,7 @@
     </w:p>
     <w:p>
       <w:pPr>
-        <w:spacing w:after="34" w:before="0" w:line="312" w:lineRule="auto"/>
+        <w:spacing w:after="40" w:before="0" w:line="312" w:lineRule="auto"/>
         <w:ind w:left="170"/>
         <w:jc w:val="both"/>
       </w:pPr>
@@ -1585,7 +1585,7 @@
     </w:p>
     <w:p>
       <w:pPr>
-        <w:spacing w:after="34" w:before="85" w:line="312" w:lineRule="auto"/>
+        <w:spacing w:after="40" w:before="100" w:line="312" w:lineRule="auto"/>
         <w:jc w:val="left"/>
       </w:pPr>
       <w:r>
@@ -1599,7 +1599,7 @@
     </w:p>
     <w:p>
       <w:pPr>
-        <w:spacing w:after="34" w:before="0" w:line="312" w:lineRule="auto"/>
+        <w:spacing w:after="40" w:before="0" w:line="312" w:lineRule="auto"/>
         <w:ind w:left="170"/>
         <w:jc w:val="both"/>
       </w:pPr>
@@ -1614,7 +1614,7 @@
     </w:p>
     <w:p>
       <w:pPr>
-        <w:spacing w:after="34" w:before="0" w:line="312" w:lineRule="auto"/>
+        <w:spacing w:after="40" w:before="0" w:line="312" w:lineRule="auto"/>
         <w:ind w:left="170"/>
         <w:jc w:val="both"/>
       </w:pPr>
@@ -1629,7 +1629,7 @@
     </w:p>
     <w:p>
       <w:pPr>
-        <w:spacing w:after="34" w:before="0" w:line="312" w:lineRule="auto"/>
+        <w:spacing w:after="40" w:before="0" w:line="312" w:lineRule="auto"/>
         <w:ind w:left="170"/>
         <w:jc w:val="both"/>
       </w:pPr>
@@ -1644,7 +1644,7 @@
     </w:p>
     <w:p>
       <w:pPr>
-        <w:spacing w:after="34" w:before="85" w:line="312" w:lineRule="auto"/>
+        <w:spacing w:after="40" w:before="100" w:line="312" w:lineRule="auto"/>
         <w:jc w:val="left"/>
       </w:pPr>
       <w:r>
@@ -1658,7 +1658,7 @@
     </w:p>
     <w:p>
       <w:pPr>
-        <w:spacing w:after="34" w:before="0" w:line="312" w:lineRule="auto"/>
+        <w:spacing w:after="40" w:before="0" w:line="312" w:lineRule="auto"/>
         <w:ind w:left="170"/>
         <w:jc w:val="both"/>
       </w:pPr>
@@ -1673,7 +1673,7 @@
     </w:p>
     <w:p>
       <w:pPr>
-        <w:spacing w:after="34" w:before="85" w:line="312" w:lineRule="auto"/>
+        <w:spacing w:after="40" w:before="100" w:line="312" w:lineRule="auto"/>
         <w:jc w:val="left"/>
       </w:pPr>
       <w:r>
@@ -1687,7 +1687,7 @@
     </w:p>
     <w:p>
       <w:pPr>
-        <w:spacing w:after="34" w:before="0" w:line="312" w:lineRule="auto"/>
+        <w:spacing w:after="40" w:before="0" w:line="312" w:lineRule="auto"/>
         <w:ind w:left="170"/>
         <w:jc w:val="both"/>
       </w:pPr>
@@ -1702,7 +1702,7 @@
     </w:p>
     <w:p>
       <w:pPr>
-        <w:spacing w:after="34" w:before="85" w:line="312" w:lineRule="auto"/>
+        <w:spacing w:after="40" w:before="100" w:line="312" w:lineRule="auto"/>
         <w:jc w:val="left"/>
       </w:pPr>
       <w:r>
@@ -1716,7 +1716,7 @@
     </w:p>
     <w:p>
       <w:pPr>
-        <w:spacing w:after="34" w:before="0" w:line="312" w:lineRule="auto"/>
+        <w:spacing w:after="40" w:before="0" w:line="312" w:lineRule="auto"/>
         <w:ind w:left="170"/>
         <w:jc w:val="both"/>
       </w:pPr>
@@ -1731,7 +1731,7 @@
     </w:p>
     <w:p>
       <w:pPr>
-        <w:spacing w:after="34" w:before="0" w:line="312" w:lineRule="auto"/>
+        <w:spacing w:after="40" w:before="0" w:line="312" w:lineRule="auto"/>
         <w:ind w:left="170"/>
         <w:jc w:val="both"/>
       </w:pPr>
@@ -1746,7 +1746,7 @@
     </w:p>
     <w:p>
       <w:pPr>
-        <w:spacing w:after="34" w:before="85" w:line="312" w:lineRule="auto"/>
+        <w:spacing w:after="40" w:before="100" w:line="312" w:lineRule="auto"/>
         <w:jc w:val="left"/>
       </w:pPr>
       <w:r>
@@ -1760,7 +1760,7 @@
     </w:p>
     <w:p>
       <w:pPr>
-        <w:spacing w:after="34" w:before="0" w:line="312" w:lineRule="auto"/>
+        <w:spacing w:after="40" w:before="0" w:line="312" w:lineRule="auto"/>
         <w:ind w:left="170"/>
         <w:jc w:val="both"/>
       </w:pPr>
@@ -1775,7 +1775,7 @@
     </w:p>
     <w:p>
       <w:pPr>
-        <w:spacing w:after="34" w:before="85" w:line="312" w:lineRule="auto"/>
+        <w:spacing w:after="40" w:before="100" w:line="312" w:lineRule="auto"/>
         <w:jc w:val="left"/>
       </w:pPr>
       <w:r>
@@ -1789,7 +1789,7 @@
     </w:p>
     <w:p>
       <w:pPr>
-        <w:spacing w:after="34" w:before="0" w:line="312" w:lineRule="auto"/>
+        <w:spacing w:after="40" w:before="0" w:line="312" w:lineRule="auto"/>
         <w:ind w:left="170"/>
         <w:jc w:val="both"/>
       </w:pPr>
@@ -1804,7 +1804,7 @@
     </w:p>
     <w:p>
       <w:pPr>
-        <w:spacing w:after="34" w:before="85" w:line="312" w:lineRule="auto"/>
+        <w:spacing w:after="40" w:before="100" w:line="312" w:lineRule="auto"/>
         <w:jc w:val="left"/>
       </w:pPr>
       <w:r>
@@ -1818,7 +1818,7 @@
     </w:p>
     <w:p>
       <w:pPr>
-        <w:spacing w:after="34" w:before="0" w:line="312" w:lineRule="auto"/>
+        <w:spacing w:after="40" w:before="0" w:line="312" w:lineRule="auto"/>
         <w:ind w:left="170"/>
         <w:jc w:val="both"/>
       </w:pPr>
@@ -1833,7 +1833,7 @@
     </w:p>
     <w:p>
       <w:pPr>
-        <w:spacing w:after="34" w:before="0" w:line="312" w:lineRule="auto"/>
+        <w:spacing w:after="40" w:before="0" w:line="312" w:lineRule="auto"/>
         <w:ind w:left="170"/>
         <w:jc w:val="both"/>
       </w:pPr>
@@ -1848,7 +1848,7 @@
     </w:p>
     <w:p>
       <w:pPr>
-        <w:spacing w:after="34" w:before="68" w:line="312" w:lineRule="auto"/>
+        <w:spacing w:after="40" w:before="80" w:line="312" w:lineRule="auto"/>
         <w:jc w:val="left"/>
         <w:pBdr>
           <w:bottom w:val="single" w:sz="6" w:space="2" w:color="C9D2DD"/>
@@ -1875,7 +1875,7 @@
     </w:p>
     <w:p>
       <w:pPr>
-        <w:spacing w:after="34" w:before="0" w:line="312" w:lineRule="auto"/>
+        <w:spacing w:after="40" w:before="0" w:line="312" w:lineRule="auto"/>
         <w:jc w:val="left"/>
       </w:pPr>
       <w:r>
@@ -1901,7 +1901,7 @@
       </w:tblGrid>
       <w:tr>
         <w:trPr>
-          <w:trHeight w:val="1253" w:hRule="atLeast"/>
+          <w:trHeight w:val="1474" w:hRule="atLeast"/>
         </w:trPr>
         <w:tc>
           <w:tcPr>
@@ -1924,7 +1924,7 @@
               <w:rPr>
                 <w:rFonts w:ascii="Malgun Gothic" w:hAnsi="Malgun Gothic" w:eastAsia="Malgun Gothic" w:cs="Malgun Gothic"/>
                 <w:b w:val="0"/>
-                <w:sz w:val="20"/>
+                <w:sz w:val="19"/>
               </w:rPr>
             </w:r>
           </w:p>
@@ -1933,7 +1933,7 @@
     </w:tbl>
     <w:p>
       <w:pPr>
-        <w:spacing w:after="34" w:before="0" w:line="312" w:lineRule="auto"/>
+        <w:spacing w:after="40" w:before="0" w:line="312" w:lineRule="auto"/>
         <w:jc w:val="left"/>
       </w:pPr>
       <w:r>
@@ -1946,7 +1946,7 @@
     </w:p>
     <w:p>
       <w:pPr>
-        <w:spacing w:after="68" w:before="0" w:line="312" w:lineRule="auto"/>
+        <w:spacing w:after="80" w:before="0" w:line="312" w:lineRule="auto"/>
         <w:jc w:val="both"/>
       </w:pPr>
       <w:r>
@@ -1960,7 +1960,7 @@
     </w:p>
     <w:p>
       <w:pPr>
-        <w:spacing w:after="68" w:before="68" w:line="312" w:lineRule="auto"/>
+        <w:spacing w:after="80" w:before="80" w:line="312" w:lineRule="auto"/>
         <w:jc w:val="center"/>
       </w:pPr>
       <w:r>
@@ -1974,7 +1974,7 @@
     </w:p>
     <w:p>
       <w:pPr>
-        <w:spacing w:after="34" w:before="68" w:line="312" w:lineRule="auto"/>
+        <w:spacing w:after="40" w:before="80" w:line="312" w:lineRule="auto"/>
         <w:jc w:val="left"/>
         <w:pBdr>
           <w:bottom w:val="single" w:sz="6" w:space="2" w:color="C9D2DD"/>
@@ -2017,7 +2017,7 @@
       </w:tblGrid>
       <w:tr>
         <w:trPr>
-          <w:trHeight w:val="385" w:hRule="atLeast"/>
+          <w:trHeight w:val="453" w:hRule="atLeast"/>
         </w:trPr>
         <w:tc>
           <w:tcPr>
@@ -2188,7 +2188,7 @@
       </w:tr>
       <w:tr>
         <w:trPr>
-          <w:trHeight w:val="385" w:hRule="atLeast"/>
+          <w:trHeight w:val="453" w:hRule="atLeast"/>
         </w:trPr>
         <w:tc>
           <w:tcPr>
@@ -2355,7 +2355,7 @@
       </w:tr>
       <w:tr>
         <w:trPr>
-          <w:trHeight w:val="385" w:hRule="atLeast"/>
+          <w:trHeight w:val="453" w:hRule="atLeast"/>
         </w:trPr>
         <w:tc>
           <w:tcPr>
@@ -2526,7 +2526,7 @@
       </w:tr>
       <w:tr>
         <w:trPr>
-          <w:trHeight w:val="385" w:hRule="atLeast"/>
+          <w:trHeight w:val="453" w:hRule="atLeast"/>
         </w:trPr>
         <w:tc>
           <w:tcPr>
@@ -2693,7 +2693,7 @@
       </w:tr>
       <w:tr>
         <w:trPr>
-          <w:trHeight w:val="385" w:hRule="atLeast"/>
+          <w:trHeight w:val="453" w:hRule="atLeast"/>
         </w:trPr>
         <w:tc>
           <w:tcPr>
@@ -2864,7 +2864,7 @@
       </w:tr>
       <w:tr>
         <w:trPr>
-          <w:trHeight w:val="385" w:hRule="atLeast"/>
+          <w:trHeight w:val="453" w:hRule="atLeast"/>
         </w:trPr>
         <w:tc>
           <w:tcPr>
@@ -3032,7 +3032,7 @@
     </w:tbl>
     <w:p>
       <w:pPr>
-        <w:spacing w:after="34" w:before="0" w:line="312" w:lineRule="auto"/>
+        <w:spacing w:after="40" w:before="0" w:line="312" w:lineRule="auto"/>
         <w:jc w:val="left"/>
       </w:pPr>
       <w:r>
@@ -3045,7 +3045,7 @@
     </w:p>
     <w:p>
       <w:pPr>
-        <w:spacing w:after="0" w:before="51" w:line="312" w:lineRule="auto"/>
+        <w:spacing w:after="0" w:before="60" w:line="312" w:lineRule="auto"/>
         <w:jc w:val="left"/>
       </w:pPr>
       <w:r>
